--- a/products-storage/00-free-dogovor-do-podpisi/01-checklist-krasnye-flagi.docx
+++ b/products-storage/00-free-dogovor-do-podpisi/01-checklist-krasnye-flagi.docx
@@ -261,7 +261,7 @@
         <w:br/>
         <w:t>Стоимость: 2 490 ₽</w:t>
         <w:br/>
-        <w:t>Ссылка: [здесь будет ссылка на платный продукт]</w:t>
+        <w:t>Страница комплекта: https://marzhavbetone.ru/products/p7-dogovor-podryada.html</w:t>
       </w:r>
     </w:p>
     <w:sectPr>

--- a/products-storage/00-free-dogovor-do-podpisi/01-checklist-krasnye-flagi.docx
+++ b/products-storage/00-free-dogovor-do-podpisi/01-checklist-krasnye-flagi.docx
@@ -187,81 +187,37 @@
         <w:pStyle w:val="Heading1"/>
       </w:pPr>
       <w:r>
-        <w:t>⚠️ Чего этот материал не закрывает</w:t>
+        <w:t>Когда требуется разбор ситуации</w:t>
       </w:r>
     </w:p>
     <w:p>
-      <w:pPr>
-        <w:pStyle w:val="ListBullet"/>
-      </w:pPr>
       <w:r>
-        <w:t>Готовых формулировок, которыми заменяют найденное условие</w:t>
-      </w:r>
-    </w:p>
-    <w:p>
-      <w:pPr>
-        <w:pStyle w:val="ListBullet"/>
-      </w:pPr>
-      <w:r>
-        <w:t>Протокола разногласий и порядка его подписания</w:t>
-      </w:r>
-    </w:p>
-    <w:p>
-      <w:pPr>
-        <w:pStyle w:val="ListBullet"/>
-      </w:pPr>
-      <w:r>
-        <w:t>Разбора договора по пунктам с оценкой каждого условия</w:t>
-      </w:r>
-    </w:p>
-    <w:p>
-      <w:pPr>
-        <w:pStyle w:val="ListBullet"/>
-      </w:pPr>
-      <w:r>
-        <w:t>Оценки конкретного проекта договора: перечень флагов общий, договор — ваш</w:t>
-      </w:r>
-    </w:p>
-    <w:p>
-      <w:pPr>
-        <w:pStyle w:val="ListBullet"/>
-      </w:pPr>
-      <w:r>
-        <w:t>Работы после подписания: допсоглашений, переписки по исполнению, спора</w:t>
+        <w:t>Решение о том, подписывать ли условие в предложенной редакции, принимает подписант, и по условиям из файла 03 — после юриста.</w:t>
       </w:r>
     </w:p>
     <w:p>
       <w:pPr>
         <w:pStyle w:val="Heading1"/>
-      </w:pPr>
-      <w:r>
-        <w:t>⚠️ Граница: где начинается юрист</w:t>
-      </w:r>
-    </w:p>
-    <w:p>
-      <w:r>
-        <w:t>Материал не является юридической консультацией и юристом не вычитан. Он помогает прочитать проект договора до подписи и составить перечень вопросов, а не заменяет разбор конкретного договора. Решение о том, подписывать ли условие в предложенной редакции, принимает подписант, и по условиям из файла 03 — после юриста.</w:t>
-      </w:r>
-    </w:p>
-    <w:p>
-      <w:pPr>
-        <w:pStyle w:val="Heading1"/>
+        <w:keepNext/>
       </w:pPr>
       <w:r>
         <w:t>🔗 Переход к полному комплекту</w:t>
       </w:r>
     </w:p>
     <w:p>
+      <w:pPr>
+        <w:keepLines/>
+      </w:pPr>
       <w:r>
         <w:t>Бесплатный материал закрывает чтение договора до подписи: найти флаги, свести их в реестр и попросить правку.</w:t>
         <w:br/>
         <w:br/>
-        <w:t>Переговорную работу закрывает платный комплект «Договор субподряда: образец, красные флаги, протокол разногласий»: протокол разногласий, готовые формулировки замены, разбор по пунктам.</w:t>
+        <w:t>Переговорную работу закрывает платный комплект «Система проверки и согласования договора субподряда»: протокол разногласий, готовые формулировки замены, разбор по пунктам.</w:t>
         <w:br/>
         <w:br/>
-        <w:t>Стоимость: 2 490 ₽</w:t>
+        <w:t>Стоимость: 24 900 ₽</w:t>
         <w:br/>
-        <w:t>Страница комплекта: https://marzhavbetone.ru/products/p7-dogovor-podryada.html</w:t>
+        <w:t>Страница комплекта: https://nastoronepodryadchika.ru/products/p7-dogovor-podryada.html</w:t>
       </w:r>
     </w:p>
     <w:sectPr>
